--- a/presentacion/entregables/Guion_Leydis_Niebles.docx
+++ b/presentacion/entregables/Guion_Leydis_Niebles.docx
@@ -1072,7 +1072,7 @@
         <w:spacing w:after="160" w:line="288" w:lineRule="auto"/>
       </w:pPr>
       <w:r>
-        <w:t>El valor presente neto del proyecto pasa a ser el valor final del ahorro en pesos de hoy, y la probabilidad de que el VPN sea negativo pasa a ser la probabilidad de no llegar a la meta. Las series de la hoja Fundamentales, que llegaban hasta 2024, se reemplazan por datos del Banco de la República y del DANE consultados el día de la corrida.</w:t>
+        <w:t>El valor presente neto del proyecto pasa a ser el valor final del ahorro en pesos de hoy, y la probabilidad de que el VPN sea negativo pasa a ser la probabilidad de no llegar a la meta. Las series históricas de la hoja Fundamentales se complementan con datos del Banco de la República y del DANE consultados el día de la corrida.</w:t>
       </w:r>
     </w:p>
     <w:p>
